--- a/Python Notes.docx
+++ b/Python Notes.docx
@@ -30331,19 +30331,302 @@
     </w:p>
     <w:p>
       <w:pPr>
-        <w:rPr>
-          <w:b/>
-          <w:bCs/>
-          <w:sz w:val="28"/>
-          <w:szCs w:val="28"/>
-          <w:lang w:val="en-US"/>
-          <w:rPrChange w:id="2185" w:author="Prakash Singh Kshatreeya" w:date="2026-04-19T12:09:00Z">
+        <w:pStyle w:val="Title"/>
+        <w:rPr>
+          <w:ins w:id="2185" w:author="Prakash Singh Kshatreeya" w:date="2026-05-03T09:51:00Z"/>
+          <w:lang w:val="en-US"/>
+        </w:rPr>
+      </w:pPr>
+      <w:ins w:id="2186" w:author="Prakash Singh Kshatreeya" w:date="2026-05-03T09:38:00Z">
+        <w:r>
+          <w:rPr>
+            <w:lang w:val="en-US"/>
+          </w:rPr>
+          <w:lastRenderedPageBreak/>
+          <w:t xml:space="preserve">Web </w:t>
+        </w:r>
+      </w:ins>
+      <w:proofErr w:type="spellStart"/>
+      <w:ins w:id="2187" w:author="Prakash Singh Kshatreeya" w:date="2026-05-03T09:49:00Z">
+        <w:r>
+          <w:rPr>
+            <w:lang w:val="en-US"/>
+          </w:rPr>
+          <w:t>scrapting</w:t>
+        </w:r>
+      </w:ins>
+      <w:proofErr w:type="spellEnd"/>
+      <w:ins w:id="2188" w:author="Prakash Singh Kshatreeya" w:date="2026-05-03T10:12:00Z">
+        <w:r>
+          <w:rPr>
+            <w:lang w:val="en-US"/>
+          </w:rPr>
+          <w:t xml:space="preserve"> </w:t>
+        </w:r>
+      </w:ins>
+    </w:p>
+    <w:p>
+      <w:pPr>
+        <w:rPr>
+          <w:ins w:id="2189" w:author="Prakash Singh Kshatreeya" w:date="2026-05-03T10:12:00Z"/>
+          <w:lang w:val="en-US"/>
+        </w:rPr>
+      </w:pPr>
+      <w:ins w:id="2190" w:author="Prakash Singh Kshatreeya" w:date="2026-05-03T10:12:00Z">
+        <w:r>
+          <w:rPr>
+            <w:lang w:val="en-US"/>
+          </w:rPr>
+          <w:t xml:space="preserve">Pip install </w:t>
+        </w:r>
+      </w:ins>
+      <w:ins w:id="2191" w:author="Prakash Singh Kshatreeya" w:date="2026-05-03T10:30:00Z">
+        <w:r>
+          <w:rPr>
+            <w:lang w:val="en-US"/>
+          </w:rPr>
+          <w:t>b</w:t>
+        </w:r>
+      </w:ins>
+      <w:ins w:id="2192" w:author="Prakash Singh Kshatreeya" w:date="2026-05-03T10:12:00Z">
+        <w:r>
+          <w:rPr>
+            <w:lang w:val="en-US"/>
+          </w:rPr>
+          <w:t>s4</w:t>
+        </w:r>
+      </w:ins>
+    </w:p>
+    <w:p>
+      <w:pPr>
+        <w:rPr>
+          <w:ins w:id="2193" w:author="Prakash Singh Kshatreeya" w:date="2026-05-03T10:33:00Z"/>
+          <w:lang w:val="en-US"/>
+        </w:rPr>
+      </w:pPr>
+      <w:ins w:id="2194" w:author="Prakash Singh Kshatreeya" w:date="2026-05-03T10:12:00Z">
+        <w:r>
+          <w:rPr>
+            <w:lang w:val="en-US"/>
+          </w:rPr>
+          <w:t xml:space="preserve">Pip </w:t>
+        </w:r>
+        <w:proofErr w:type="gramStart"/>
+        <w:r>
+          <w:rPr>
+            <w:lang w:val="en-US"/>
+          </w:rPr>
+          <w:t>install</w:t>
+        </w:r>
+        <w:proofErr w:type="gramEnd"/>
+        <w:r>
+          <w:rPr>
+            <w:lang w:val="en-US"/>
+          </w:rPr>
+          <w:t xml:space="preserve"> requests</w:t>
+        </w:r>
+      </w:ins>
+    </w:p>
+    <w:p>
+      <w:pPr>
+        <w:rPr>
+          <w:ins w:id="2195" w:author="Prakash Singh Kshatreeya" w:date="2026-05-03T10:33:00Z"/>
+          <w:lang w:val="en-US"/>
+        </w:rPr>
+      </w:pPr>
+    </w:p>
+    <w:p>
+      <w:pPr>
+        <w:rPr>
+          <w:ins w:id="2196" w:author="Prakash Singh Kshatreeya" w:date="2026-05-03T10:34:00Z"/>
+          <w:lang w:val="en-US"/>
+        </w:rPr>
+      </w:pPr>
+      <w:ins w:id="2197" w:author="Prakash Singh Kshatreeya" w:date="2026-05-03T10:34:00Z">
+        <w:r>
+          <w:rPr>
+            <w:lang w:val="en-US"/>
+          </w:rPr>
+          <w:t xml:space="preserve">Practices </w:t>
+        </w:r>
+      </w:ins>
+      <w:ins w:id="2198" w:author="Prakash Singh Kshatreeya" w:date="2026-05-03T10:33:00Z">
+        <w:r>
+          <w:rPr>
+            <w:lang w:val="en-US"/>
+          </w:rPr>
+          <w:t>Site</w:t>
+        </w:r>
+      </w:ins>
+      <w:ins w:id="2199" w:author="Prakash Singh Kshatreeya" w:date="2026-05-03T10:34:00Z">
+        <w:r>
+          <w:rPr>
+            <w:lang w:val="en-US"/>
+          </w:rPr>
+          <w:t xml:space="preserve"> name</w:t>
+        </w:r>
+      </w:ins>
+    </w:p>
+    <w:p>
+      <w:pPr>
+        <w:pStyle w:val="ListParagraph"/>
+        <w:numPr>
+          <w:ilvl w:val="0"/>
+          <w:numId w:val="4"/>
+        </w:numPr>
+        <w:rPr>
+          <w:ins w:id="2200" w:author="Prakash Singh Kshatreeya" w:date="2026-05-03T10:33:00Z"/>
+          <w:lang w:val="en-US"/>
+        </w:rPr>
+        <w:pPrChange w:id="2201" w:author="Prakash Singh Kshatreeya" w:date="2026-05-03T10:34:00Z">
+          <w:pPr/>
+        </w:pPrChange>
+      </w:pPr>
+      <w:ins w:id="2202" w:author="Prakash Singh Kshatreeya" w:date="2026-05-03T10:33:00Z">
+        <w:r>
+          <w:rPr>
+            <w:lang w:val="en-US"/>
+          </w:rPr>
+          <w:t>quotes.toscrape</w:t>
+        </w:r>
+      </w:ins>
+      <w:ins w:id="2203" w:author="Prakash Singh Kshatreeya" w:date="2026-05-03T10:35:00Z">
+        <w:r>
+          <w:rPr>
+            <w:lang w:val="en-US"/>
+          </w:rPr>
+          <w:t>.com</w:t>
+        </w:r>
+      </w:ins>
+    </w:p>
+    <w:p>
+      <w:pPr>
+        <w:pStyle w:val="ListParagraph"/>
+        <w:numPr>
+          <w:ilvl w:val="0"/>
+          <w:numId w:val="4"/>
+        </w:numPr>
+        <w:rPr>
+          <w:ins w:id="2204" w:author="Prakash Singh Kshatreeya" w:date="2026-05-03T11:40:00Z"/>
+          <w:lang w:val="en-US"/>
+        </w:rPr>
+      </w:pPr>
+      <w:ins w:id="2205" w:author="Prakash Singh Kshatreeya" w:date="2026-05-03T10:33:00Z">
+        <w:r>
+          <w:rPr>
+            <w:lang w:val="en-US"/>
+          </w:rPr>
+          <w:t>Books.toscrape</w:t>
+        </w:r>
+      </w:ins>
+      <w:ins w:id="2206" w:author="Prakash Singh Kshatreeya" w:date="2026-05-03T10:35:00Z">
+        <w:r>
+          <w:rPr>
+            <w:lang w:val="en-US"/>
+          </w:rPr>
+          <w:t>.com</w:t>
+        </w:r>
+      </w:ins>
+    </w:p>
+    <w:p>
+      <w:pPr>
+        <w:rPr>
+          <w:ins w:id="2207" w:author="Prakash Singh Kshatreeya" w:date="2026-05-03T11:40:00Z"/>
+          <w:lang w:val="en-US"/>
+        </w:rPr>
+      </w:pPr>
+    </w:p>
+    <w:p>
+      <w:pPr>
+        <w:rPr>
+          <w:ins w:id="2208" w:author="Prakash Singh Kshatreeya" w:date="2026-05-03T11:40:00Z"/>
+          <w:lang w:val="en-US"/>
+        </w:rPr>
+      </w:pPr>
+    </w:p>
+    <w:p>
+      <w:pPr>
+        <w:pStyle w:val="Title"/>
+        <w:rPr>
+          <w:ins w:id="2209" w:author="Prakash Singh Kshatreeya" w:date="2026-05-03T09:50:00Z"/>
+          <w:lang w:val="en-US"/>
+        </w:rPr>
+        <w:pPrChange w:id="2210" w:author="Prakash Singh Kshatreeya" w:date="2026-05-03T11:47:00Z">
+          <w:pPr>
+            <w:jc w:val="center"/>
+          </w:pPr>
+        </w:pPrChange>
+      </w:pPr>
+      <w:ins w:id="2211" w:author="Prakash Singh Kshatreeya" w:date="2026-05-03T11:40:00Z">
+        <w:r>
+          <w:rPr>
+            <w:lang w:val="en-US"/>
+          </w:rPr>
+          <w:t>SERVER AUTOMATION</w:t>
+        </w:r>
+      </w:ins>
+    </w:p>
+    <w:p>
+      <w:pPr>
+        <w:pStyle w:val="ListParagraph"/>
+        <w:numPr>
+          <w:ilvl w:val="0"/>
+          <w:numId w:val="5"/>
+        </w:numPr>
+        <w:rPr>
+          <w:ins w:id="2212" w:author="Prakash Singh Kshatreeya" w:date="2026-05-03T12:28:00Z"/>
+          <w:sz w:val="28"/>
+          <w:szCs w:val="28"/>
+          <w:lang w:val="en-US"/>
+        </w:rPr>
+      </w:pPr>
+      <w:ins w:id="2213" w:author="Prakash Singh Kshatreeya" w:date="2026-05-03T12:28:00Z">
+        <w:r>
+          <w:rPr>
+            <w:sz w:val="28"/>
+            <w:szCs w:val="28"/>
+            <w:lang w:val="en-US"/>
+          </w:rPr>
+          <w:t xml:space="preserve">Pip install </w:t>
+        </w:r>
+        <w:proofErr w:type="spellStart"/>
+        <w:r>
+          <w:rPr>
+            <w:sz w:val="28"/>
+            <w:szCs w:val="28"/>
+            <w:lang w:val="en-US"/>
+          </w:rPr>
+          <w:t>paramiko</w:t>
+        </w:r>
+        <w:proofErr w:type="spellEnd"/>
+        <w:r>
+          <w:rPr>
+            <w:sz w:val="28"/>
+            <w:szCs w:val="28"/>
+            <w:lang w:val="en-US"/>
+          </w:rPr>
+          <w:t xml:space="preserve"> =&gt; it’s used for ssh client</w:t>
+        </w:r>
+      </w:ins>
+    </w:p>
+    <w:p>
+      <w:pPr>
+        <w:pStyle w:val="ListParagraph"/>
+        <w:numPr>
+          <w:ilvl w:val="0"/>
+          <w:numId w:val="5"/>
+        </w:numPr>
+        <w:rPr>
+          <w:sz w:val="28"/>
+          <w:szCs w:val="28"/>
+          <w:lang w:val="en-US"/>
+          <w:rPrChange w:id="2214" w:author="Prakash Singh Kshatreeya" w:date="2026-05-03T12:28:00Z">
             <w:rPr>
               <w:lang w:val="en-US"/>
             </w:rPr>
           </w:rPrChange>
         </w:rPr>
-        <w:pPrChange w:id="2186" w:author="Prakash Singh Kshatreeya" w:date="2026-04-19T12:09:00Z">
+        <w:pPrChange w:id="2215" w:author="Prakash Singh Kshatreeya" w:date="2026-05-03T12:28:00Z">
           <w:pPr>
             <w:pStyle w:val="ListParagraph"/>
             <w:numPr>
@@ -30479,6 +30762,95 @@
     </w:lvl>
   </w:abstractNum>
   <w:abstractNum w:abstractNumId="1" w15:restartNumberingAfterBreak="0">
+    <w:nsid w:val="332A1F7F"/>
+    <w:multiLevelType w:val="hybridMultilevel"/>
+    <w:tmpl w:val="736A33D4"/>
+    <w:lvl w:ilvl="0" w:tplc="40090011">
+      <w:start w:val="1"/>
+      <w:numFmt w:val="decimal"/>
+      <w:lvlText w:val="%1)"/>
+      <w:lvlJc w:val="left"/>
+      <w:pPr>
+        <w:ind w:left="720" w:hanging="360"/>
+      </w:pPr>
+      <w:rPr>
+        <w:rFonts w:hint="default"/>
+      </w:rPr>
+    </w:lvl>
+    <w:lvl w:ilvl="1" w:tplc="40090019" w:tentative="1">
+      <w:start w:val="1"/>
+      <w:numFmt w:val="lowerLetter"/>
+      <w:lvlText w:val="%2."/>
+      <w:lvlJc w:val="left"/>
+      <w:pPr>
+        <w:ind w:left="1440" w:hanging="360"/>
+      </w:pPr>
+    </w:lvl>
+    <w:lvl w:ilvl="2" w:tplc="4009001B" w:tentative="1">
+      <w:start w:val="1"/>
+      <w:numFmt w:val="lowerRoman"/>
+      <w:lvlText w:val="%3."/>
+      <w:lvlJc w:val="right"/>
+      <w:pPr>
+        <w:ind w:left="2160" w:hanging="180"/>
+      </w:pPr>
+    </w:lvl>
+    <w:lvl w:ilvl="3" w:tplc="4009000F" w:tentative="1">
+      <w:start w:val="1"/>
+      <w:numFmt w:val="decimal"/>
+      <w:lvlText w:val="%4."/>
+      <w:lvlJc w:val="left"/>
+      <w:pPr>
+        <w:ind w:left="2880" w:hanging="360"/>
+      </w:pPr>
+    </w:lvl>
+    <w:lvl w:ilvl="4" w:tplc="40090019" w:tentative="1">
+      <w:start w:val="1"/>
+      <w:numFmt w:val="lowerLetter"/>
+      <w:lvlText w:val="%5."/>
+      <w:lvlJc w:val="left"/>
+      <w:pPr>
+        <w:ind w:left="3600" w:hanging="360"/>
+      </w:pPr>
+    </w:lvl>
+    <w:lvl w:ilvl="5" w:tplc="4009001B" w:tentative="1">
+      <w:start w:val="1"/>
+      <w:numFmt w:val="lowerRoman"/>
+      <w:lvlText w:val="%6."/>
+      <w:lvlJc w:val="right"/>
+      <w:pPr>
+        <w:ind w:left="4320" w:hanging="180"/>
+      </w:pPr>
+    </w:lvl>
+    <w:lvl w:ilvl="6" w:tplc="4009000F" w:tentative="1">
+      <w:start w:val="1"/>
+      <w:numFmt w:val="decimal"/>
+      <w:lvlText w:val="%7."/>
+      <w:lvlJc w:val="left"/>
+      <w:pPr>
+        <w:ind w:left="5040" w:hanging="360"/>
+      </w:pPr>
+    </w:lvl>
+    <w:lvl w:ilvl="7" w:tplc="40090019" w:tentative="1">
+      <w:start w:val="1"/>
+      <w:numFmt w:val="lowerLetter"/>
+      <w:lvlText w:val="%8."/>
+      <w:lvlJc w:val="left"/>
+      <w:pPr>
+        <w:ind w:left="5760" w:hanging="360"/>
+      </w:pPr>
+    </w:lvl>
+    <w:lvl w:ilvl="8" w:tplc="4009001B" w:tentative="1">
+      <w:start w:val="1"/>
+      <w:numFmt w:val="lowerRoman"/>
+      <w:lvlText w:val="%9."/>
+      <w:lvlJc w:val="right"/>
+      <w:pPr>
+        <w:ind w:left="6480" w:hanging="180"/>
+      </w:pPr>
+    </w:lvl>
+  </w:abstractNum>
+  <w:abstractNum w:abstractNumId="2" w15:restartNumberingAfterBreak="0">
     <w:nsid w:val="59CA6958"/>
     <w:multiLevelType w:val="hybridMultilevel"/>
     <w:tmpl w:val="6888C08E"/>
@@ -30590,17 +30962,17 @@
       </w:rPr>
     </w:lvl>
   </w:abstractNum>
-  <w:abstractNum w:abstractNumId="2" w15:restartNumberingAfterBreak="0">
-    <w:nsid w:val="67131968"/>
+  <w:abstractNum w:abstractNumId="3" w15:restartNumberingAfterBreak="0">
+    <w:nsid w:val="62C85331"/>
     <w:multiLevelType w:val="hybridMultilevel"/>
-    <w:tmpl w:val="0812DBF4"/>
-    <w:lvl w:ilvl="0" w:tplc="9A122B50">
+    <w:tmpl w:val="C5B661F2"/>
+    <w:lvl w:ilvl="0" w:tplc="C55007C8">
       <w:start w:val="1"/>
-      <w:numFmt w:val="lowerRoman"/>
+      <w:numFmt w:val="decimal"/>
       <w:lvlText w:val="%1)"/>
       <w:lvlJc w:val="left"/>
       <w:pPr>
-        <w:ind w:left="1080" w:hanging="720"/>
+        <w:ind w:left="408" w:hanging="360"/>
       </w:pPr>
       <w:rPr>
         <w:rFonts w:hint="default"/>
@@ -30612,7 +30984,7 @@
       <w:lvlText w:val="%2."/>
       <w:lvlJc w:val="left"/>
       <w:pPr>
-        <w:ind w:left="1440" w:hanging="360"/>
+        <w:ind w:left="1128" w:hanging="360"/>
       </w:pPr>
     </w:lvl>
     <w:lvl w:ilvl="2" w:tplc="4009001B" w:tentative="1">
@@ -30621,7 +30993,7 @@
       <w:lvlText w:val="%3."/>
       <w:lvlJc w:val="right"/>
       <w:pPr>
-        <w:ind w:left="2160" w:hanging="180"/>
+        <w:ind w:left="1848" w:hanging="180"/>
       </w:pPr>
     </w:lvl>
     <w:lvl w:ilvl="3" w:tplc="4009000F" w:tentative="1">
@@ -30630,7 +31002,7 @@
       <w:lvlText w:val="%4."/>
       <w:lvlJc w:val="left"/>
       <w:pPr>
-        <w:ind w:left="2880" w:hanging="360"/>
+        <w:ind w:left="2568" w:hanging="360"/>
       </w:pPr>
     </w:lvl>
     <w:lvl w:ilvl="4" w:tplc="40090019" w:tentative="1">
@@ -30639,7 +31011,7 @@
       <w:lvlText w:val="%5."/>
       <w:lvlJc w:val="left"/>
       <w:pPr>
-        <w:ind w:left="3600" w:hanging="360"/>
+        <w:ind w:left="3288" w:hanging="360"/>
       </w:pPr>
     </w:lvl>
     <w:lvl w:ilvl="5" w:tplc="4009001B" w:tentative="1">
@@ -30648,7 +31020,7 @@
       <w:lvlText w:val="%6."/>
       <w:lvlJc w:val="right"/>
       <w:pPr>
-        <w:ind w:left="4320" w:hanging="180"/>
+        <w:ind w:left="4008" w:hanging="180"/>
       </w:pPr>
     </w:lvl>
     <w:lvl w:ilvl="6" w:tplc="4009000F" w:tentative="1">
@@ -30657,7 +31029,7 @@
       <w:lvlText w:val="%7."/>
       <w:lvlJc w:val="left"/>
       <w:pPr>
-        <w:ind w:left="5040" w:hanging="360"/>
+        <w:ind w:left="4728" w:hanging="360"/>
       </w:pPr>
     </w:lvl>
     <w:lvl w:ilvl="7" w:tplc="40090019" w:tentative="1">
@@ -30666,7 +31038,7 @@
       <w:lvlText w:val="%8."/>
       <w:lvlJc w:val="left"/>
       <w:pPr>
-        <w:ind w:left="5760" w:hanging="360"/>
+        <w:ind w:left="5448" w:hanging="360"/>
       </w:pPr>
     </w:lvl>
     <w:lvl w:ilvl="8" w:tplc="4009001B" w:tentative="1">
@@ -30675,18 +31047,113 @@
       <w:lvlText w:val="%9."/>
       <w:lvlJc w:val="right"/>
       <w:pPr>
+        <w:ind w:left="6168" w:hanging="180"/>
+      </w:pPr>
+    </w:lvl>
+  </w:abstractNum>
+  <w:abstractNum w:abstractNumId="4" w15:restartNumberingAfterBreak="0">
+    <w:nsid w:val="67131968"/>
+    <w:multiLevelType w:val="hybridMultilevel"/>
+    <w:tmpl w:val="0812DBF4"/>
+    <w:lvl w:ilvl="0" w:tplc="9A122B50">
+      <w:start w:val="1"/>
+      <w:numFmt w:val="lowerRoman"/>
+      <w:lvlText w:val="%1)"/>
+      <w:lvlJc w:val="left"/>
+      <w:pPr>
+        <w:ind w:left="1080" w:hanging="720"/>
+      </w:pPr>
+      <w:rPr>
+        <w:rFonts w:hint="default"/>
+      </w:rPr>
+    </w:lvl>
+    <w:lvl w:ilvl="1" w:tplc="40090019" w:tentative="1">
+      <w:start w:val="1"/>
+      <w:numFmt w:val="lowerLetter"/>
+      <w:lvlText w:val="%2."/>
+      <w:lvlJc w:val="left"/>
+      <w:pPr>
+        <w:ind w:left="1440" w:hanging="360"/>
+      </w:pPr>
+    </w:lvl>
+    <w:lvl w:ilvl="2" w:tplc="4009001B" w:tentative="1">
+      <w:start w:val="1"/>
+      <w:numFmt w:val="lowerRoman"/>
+      <w:lvlText w:val="%3."/>
+      <w:lvlJc w:val="right"/>
+      <w:pPr>
+        <w:ind w:left="2160" w:hanging="180"/>
+      </w:pPr>
+    </w:lvl>
+    <w:lvl w:ilvl="3" w:tplc="4009000F" w:tentative="1">
+      <w:start w:val="1"/>
+      <w:numFmt w:val="decimal"/>
+      <w:lvlText w:val="%4."/>
+      <w:lvlJc w:val="left"/>
+      <w:pPr>
+        <w:ind w:left="2880" w:hanging="360"/>
+      </w:pPr>
+    </w:lvl>
+    <w:lvl w:ilvl="4" w:tplc="40090019" w:tentative="1">
+      <w:start w:val="1"/>
+      <w:numFmt w:val="lowerLetter"/>
+      <w:lvlText w:val="%5."/>
+      <w:lvlJc w:val="left"/>
+      <w:pPr>
+        <w:ind w:left="3600" w:hanging="360"/>
+      </w:pPr>
+    </w:lvl>
+    <w:lvl w:ilvl="5" w:tplc="4009001B" w:tentative="1">
+      <w:start w:val="1"/>
+      <w:numFmt w:val="lowerRoman"/>
+      <w:lvlText w:val="%6."/>
+      <w:lvlJc w:val="right"/>
+      <w:pPr>
+        <w:ind w:left="4320" w:hanging="180"/>
+      </w:pPr>
+    </w:lvl>
+    <w:lvl w:ilvl="6" w:tplc="4009000F" w:tentative="1">
+      <w:start w:val="1"/>
+      <w:numFmt w:val="decimal"/>
+      <w:lvlText w:val="%7."/>
+      <w:lvlJc w:val="left"/>
+      <w:pPr>
+        <w:ind w:left="5040" w:hanging="360"/>
+      </w:pPr>
+    </w:lvl>
+    <w:lvl w:ilvl="7" w:tplc="40090019" w:tentative="1">
+      <w:start w:val="1"/>
+      <w:numFmt w:val="lowerLetter"/>
+      <w:lvlText w:val="%8."/>
+      <w:lvlJc w:val="left"/>
+      <w:pPr>
+        <w:ind w:left="5760" w:hanging="360"/>
+      </w:pPr>
+    </w:lvl>
+    <w:lvl w:ilvl="8" w:tplc="4009001B" w:tentative="1">
+      <w:start w:val="1"/>
+      <w:numFmt w:val="lowerRoman"/>
+      <w:lvlText w:val="%9."/>
+      <w:lvlJc w:val="right"/>
+      <w:pPr>
         <w:ind w:left="6480" w:hanging="180"/>
       </w:pPr>
     </w:lvl>
   </w:abstractNum>
   <w:num w:numId="1" w16cid:durableId="1783183276">
-    <w:abstractNumId w:val="1"/>
+    <w:abstractNumId w:val="2"/>
   </w:num>
   <w:num w:numId="2" w16cid:durableId="1238322392">
-    <w:abstractNumId w:val="2"/>
+    <w:abstractNumId w:val="4"/>
   </w:num>
   <w:num w:numId="3" w16cid:durableId="1194155410">
     <w:abstractNumId w:val="0"/>
+  </w:num>
+  <w:num w:numId="4" w16cid:durableId="1561207518">
+    <w:abstractNumId w:val="3"/>
+  </w:num>
+  <w:num w:numId="5" w16cid:durableId="469203136">
+    <w:abstractNumId w:val="1"/>
   </w:num>
 </w:numbering>
 </file>

--- a/Python Notes.docx
+++ b/Python Notes.docx
@@ -302,7 +302,7 @@
           </mc:Choice>
           <mc:Fallback>
             <w:pict>
-              <v:shapetype w14:anchorId="423A3307" id="_x0000_t32" coordsize="21600,21600" o:spt="32" o:oned="t" path="m,l21600,21600e" filled="f">
+              <v:shapetype w14:anchorId="109A1CE5" id="_x0000_t32" coordsize="21600,21600" o:spt="32" o:oned="t" path="m,l21600,21600e" filled="f">
                 <v:path arrowok="t" fillok="f" o:connecttype="none"/>
                 <o:lock v:ext="edit" shapetype="t"/>
               </v:shapetype>
@@ -30611,22 +30611,729 @@
     </w:p>
     <w:p>
       <w:pPr>
+        <w:rPr>
+          <w:ins w:id="2214" w:author="Prakash Singh Kshatreeya" w:date="2026-05-10T10:07:00Z"/>
+          <w:sz w:val="28"/>
+          <w:szCs w:val="28"/>
+          <w:lang w:val="en-US"/>
+        </w:rPr>
+      </w:pPr>
+    </w:p>
+    <w:p>
+      <w:pPr>
+        <w:rPr>
+          <w:ins w:id="2215" w:author="Prakash Singh Kshatreeya" w:date="2026-05-10T10:07:00Z"/>
+          <w:sz w:val="28"/>
+          <w:szCs w:val="28"/>
+          <w:lang w:val="en-US"/>
+        </w:rPr>
+      </w:pPr>
+    </w:p>
+    <w:p>
+      <w:pPr>
+        <w:rPr>
+          <w:ins w:id="2216" w:author="Prakash Singh Kshatreeya" w:date="2026-05-10T10:07:00Z"/>
+          <w:sz w:val="28"/>
+          <w:szCs w:val="28"/>
+          <w:lang w:val="en-US"/>
+        </w:rPr>
+      </w:pPr>
+    </w:p>
+    <w:p>
+      <w:pPr>
+        <w:rPr>
+          <w:ins w:id="2217" w:author="Prakash Singh Kshatreeya" w:date="2026-05-10T10:07:00Z"/>
+          <w:sz w:val="28"/>
+          <w:szCs w:val="28"/>
+          <w:lang w:val="en-US"/>
+        </w:rPr>
+      </w:pPr>
+    </w:p>
+    <w:p>
+      <w:pPr>
+        <w:rPr>
+          <w:ins w:id="2218" w:author="Prakash Singh Kshatreeya" w:date="2026-05-10T10:07:00Z"/>
+          <w:sz w:val="28"/>
+          <w:szCs w:val="28"/>
+          <w:lang w:val="en-US"/>
+        </w:rPr>
+      </w:pPr>
+    </w:p>
+    <w:p>
+      <w:pPr>
+        <w:rPr>
+          <w:ins w:id="2219" w:author="Prakash Singh Kshatreeya" w:date="2026-05-10T10:07:00Z"/>
+          <w:sz w:val="28"/>
+          <w:szCs w:val="28"/>
+          <w:lang w:val="en-US"/>
+        </w:rPr>
+      </w:pPr>
+    </w:p>
+    <w:p>
+      <w:pPr>
+        <w:rPr>
+          <w:ins w:id="2220" w:author="Prakash Singh Kshatreeya" w:date="2026-05-10T10:07:00Z"/>
+          <w:sz w:val="28"/>
+          <w:szCs w:val="28"/>
+          <w:lang w:val="en-US"/>
+        </w:rPr>
+      </w:pPr>
+    </w:p>
+    <w:p>
+      <w:pPr>
+        <w:rPr>
+          <w:ins w:id="2221" w:author="Prakash Singh Kshatreeya" w:date="2026-05-10T10:07:00Z"/>
+          <w:sz w:val="28"/>
+          <w:szCs w:val="28"/>
+          <w:lang w:val="en-US"/>
+        </w:rPr>
+      </w:pPr>
+    </w:p>
+    <w:p>
+      <w:pPr>
+        <w:rPr>
+          <w:ins w:id="2222" w:author="Prakash Singh Kshatreeya" w:date="2026-05-10T10:07:00Z"/>
+          <w:sz w:val="28"/>
+          <w:szCs w:val="28"/>
+          <w:lang w:val="en-US"/>
+        </w:rPr>
+      </w:pPr>
+    </w:p>
+    <w:p>
+      <w:pPr>
+        <w:rPr>
+          <w:ins w:id="2223" w:author="Prakash Singh Kshatreeya" w:date="2026-05-10T10:07:00Z"/>
+          <w:sz w:val="28"/>
+          <w:szCs w:val="28"/>
+          <w:lang w:val="en-US"/>
+        </w:rPr>
+      </w:pPr>
+    </w:p>
+    <w:p>
+      <w:pPr>
+        <w:rPr>
+          <w:ins w:id="2224" w:author="Prakash Singh Kshatreeya" w:date="2026-05-10T10:07:00Z"/>
+          <w:sz w:val="28"/>
+          <w:szCs w:val="28"/>
+          <w:lang w:val="en-US"/>
+        </w:rPr>
+      </w:pPr>
+    </w:p>
+    <w:p>
+      <w:pPr>
+        <w:rPr>
+          <w:ins w:id="2225" w:author="Prakash Singh Kshatreeya" w:date="2026-05-10T10:07:00Z"/>
+          <w:sz w:val="28"/>
+          <w:szCs w:val="28"/>
+          <w:lang w:val="en-US"/>
+        </w:rPr>
+      </w:pPr>
+    </w:p>
+    <w:p>
+      <w:pPr>
+        <w:rPr>
+          <w:ins w:id="2226" w:author="Prakash Singh Kshatreeya" w:date="2026-05-10T10:07:00Z"/>
+          <w:sz w:val="28"/>
+          <w:szCs w:val="28"/>
+          <w:lang w:val="en-US"/>
+        </w:rPr>
+      </w:pPr>
+    </w:p>
+    <w:p>
+      <w:pPr>
+        <w:rPr>
+          <w:ins w:id="2227" w:author="Prakash Singh Kshatreeya" w:date="2026-05-10T10:07:00Z"/>
+          <w:sz w:val="28"/>
+          <w:szCs w:val="28"/>
+          <w:lang w:val="en-US"/>
+        </w:rPr>
+      </w:pPr>
+    </w:p>
+    <w:p>
+      <w:pPr>
+        <w:rPr>
+          <w:ins w:id="2228" w:author="Prakash Singh Kshatreeya" w:date="2026-05-10T10:07:00Z"/>
+          <w:b/>
+          <w:bCs/>
+          <w:sz w:val="28"/>
+          <w:szCs w:val="28"/>
+          <w:lang w:val="en-US"/>
+        </w:rPr>
+      </w:pPr>
+      <w:ins w:id="2229" w:author="Prakash Singh Kshatreeya" w:date="2026-05-10T10:07:00Z">
+        <w:r>
+          <w:rPr>
+            <w:b/>
+            <w:bCs/>
+            <w:sz w:val="28"/>
+            <w:szCs w:val="28"/>
+            <w:lang w:val="en-US"/>
+          </w:rPr>
+          <w:lastRenderedPageBreak/>
+          <w:t xml:space="preserve">DATABASE =&gt; </w:t>
+        </w:r>
+      </w:ins>
+    </w:p>
+    <w:p>
+      <w:pPr>
+        <w:rPr>
+          <w:ins w:id="2230" w:author="Prakash Singh Kshatreeya" w:date="2026-05-10T10:58:00Z"/>
+          <w:b/>
+          <w:bCs/>
+          <w:sz w:val="28"/>
+          <w:szCs w:val="28"/>
+          <w:lang w:val="en-US"/>
+        </w:rPr>
+      </w:pPr>
+      <w:ins w:id="2231" w:author="Prakash Singh Kshatreeya" w:date="2026-05-10T10:58:00Z">
+        <w:r>
+          <w:rPr>
+            <w:b/>
+            <w:bCs/>
+            <w:sz w:val="28"/>
+            <w:szCs w:val="28"/>
+            <w:lang w:val="en-US"/>
+          </w:rPr>
+          <w:t xml:space="preserve">How to install </w:t>
+        </w:r>
+        <w:proofErr w:type="spellStart"/>
+        <w:r>
+          <w:rPr>
+            <w:b/>
+            <w:bCs/>
+            <w:sz w:val="28"/>
+            <w:szCs w:val="28"/>
+            <w:lang w:val="en-US"/>
+          </w:rPr>
+          <w:t>sqlite</w:t>
+        </w:r>
+        <w:proofErr w:type="spellEnd"/>
+      </w:ins>
+    </w:p>
+    <w:p>
+      <w:pPr>
+        <w:rPr>
+          <w:ins w:id="2232" w:author="Prakash Singh Kshatreeya" w:date="2026-05-10T10:58:00Z"/>
+          <w:b/>
+          <w:bCs/>
+          <w:sz w:val="28"/>
+          <w:szCs w:val="28"/>
+          <w:lang w:val="en-US"/>
+        </w:rPr>
+      </w:pPr>
+    </w:p>
+    <w:p>
+      <w:pPr>
+        <w:rPr>
+          <w:ins w:id="2233" w:author="Prakash Singh Kshatreeya" w:date="2026-05-10T11:09:00Z"/>
+          <w:b/>
+          <w:bCs/>
+          <w:sz w:val="28"/>
+          <w:szCs w:val="28"/>
+          <w:lang w:val="en-US"/>
+        </w:rPr>
+      </w:pPr>
+      <w:ins w:id="2234" w:author="Prakash Singh Kshatreeya" w:date="2026-05-10T10:58:00Z">
+        <w:r>
+          <w:rPr>
+            <w:b/>
+            <w:bCs/>
+            <w:sz w:val="28"/>
+            <w:szCs w:val="28"/>
+            <w:lang w:val="en-US"/>
+          </w:rPr>
+          <w:t>C:\program file\</w:t>
+        </w:r>
+        <w:proofErr w:type="spellStart"/>
+        <w:r>
+          <w:rPr>
+            <w:b/>
+            <w:bCs/>
+            <w:sz w:val="28"/>
+            <w:szCs w:val="28"/>
+            <w:lang w:val="en-US"/>
+          </w:rPr>
+          <w:t>create_filename”sqlite</w:t>
+        </w:r>
+        <w:proofErr w:type="spellEnd"/>
+        <w:r>
+          <w:rPr>
+            <w:b/>
+            <w:bCs/>
+            <w:sz w:val="28"/>
+            <w:szCs w:val="28"/>
+            <w:lang w:val="en-US"/>
+          </w:rPr>
+          <w:t>” and past</w:t>
+        </w:r>
+      </w:ins>
+    </w:p>
+    <w:p>
+      <w:pPr>
+        <w:rPr>
+          <w:ins w:id="2235" w:author="Prakash Singh Kshatreeya" w:date="2026-05-10T11:09:00Z"/>
+          <w:b/>
+          <w:bCs/>
+          <w:sz w:val="28"/>
+          <w:szCs w:val="28"/>
+          <w:lang w:val="en-US"/>
+        </w:rPr>
+      </w:pPr>
+    </w:p>
+    <w:p>
+      <w:pPr>
+        <w:rPr>
+          <w:ins w:id="2236" w:author="Prakash Singh Kshatreeya" w:date="2026-05-10T11:09:00Z"/>
+          <w:b/>
+          <w:bCs/>
+          <w:sz w:val="28"/>
+          <w:szCs w:val="28"/>
+          <w:lang w:val="en-US"/>
+        </w:rPr>
+      </w:pPr>
+      <w:proofErr w:type="gramStart"/>
+      <w:ins w:id="2237" w:author="Prakash Singh Kshatreeya" w:date="2026-05-10T11:09:00Z">
+        <w:r>
+          <w:rPr>
+            <w:b/>
+            <w:bCs/>
+            <w:sz w:val="28"/>
+            <w:szCs w:val="28"/>
+            <w:lang w:val="en-US"/>
+          </w:rPr>
+          <w:t>.headers</w:t>
+        </w:r>
+        <w:proofErr w:type="gramEnd"/>
+        <w:r>
+          <w:rPr>
+            <w:b/>
+            <w:bCs/>
+            <w:sz w:val="28"/>
+            <w:szCs w:val="28"/>
+            <w:lang w:val="en-US"/>
+          </w:rPr>
+          <w:t xml:space="preserve"> on</w:t>
+        </w:r>
+      </w:ins>
+    </w:p>
+    <w:p>
+      <w:pPr>
+        <w:rPr>
+          <w:ins w:id="2238" w:author="Prakash Singh Kshatreeya" w:date="2026-05-10T11:09:00Z"/>
+          <w:b/>
+          <w:bCs/>
+          <w:sz w:val="28"/>
+          <w:szCs w:val="28"/>
+          <w:lang w:val="en-US"/>
+        </w:rPr>
+      </w:pPr>
+      <w:proofErr w:type="gramStart"/>
+      <w:ins w:id="2239" w:author="Prakash Singh Kshatreeya" w:date="2026-05-10T11:09:00Z">
+        <w:r>
+          <w:rPr>
+            <w:b/>
+            <w:bCs/>
+            <w:sz w:val="28"/>
+            <w:szCs w:val="28"/>
+            <w:lang w:val="en-US"/>
+          </w:rPr>
+          <w:t>.mode</w:t>
+        </w:r>
+        <w:proofErr w:type="gramEnd"/>
+        <w:r>
+          <w:rPr>
+            <w:b/>
+            <w:bCs/>
+            <w:sz w:val="28"/>
+            <w:szCs w:val="28"/>
+            <w:lang w:val="en-US"/>
+          </w:rPr>
+          <w:t xml:space="preserve"> box</w:t>
+        </w:r>
+      </w:ins>
+    </w:p>
+    <w:p>
+      <w:pPr>
+        <w:rPr>
+          <w:ins w:id="2240" w:author="Prakash Singh Kshatreeya" w:date="2026-05-10T11:13:00Z"/>
+          <w:b/>
+          <w:bCs/>
+          <w:sz w:val="28"/>
+          <w:szCs w:val="28"/>
+          <w:lang w:val="en-US"/>
+        </w:rPr>
+      </w:pPr>
+      <w:proofErr w:type="gramStart"/>
+      <w:ins w:id="2241" w:author="Prakash Singh Kshatreeya" w:date="2026-05-10T11:09:00Z">
+        <w:r>
+          <w:rPr>
+            <w:b/>
+            <w:bCs/>
+            <w:sz w:val="28"/>
+            <w:szCs w:val="28"/>
+            <w:lang w:val="en-US"/>
+          </w:rPr>
+          <w:t>.mode</w:t>
+        </w:r>
+        <w:proofErr w:type="gramEnd"/>
+        <w:r>
+          <w:rPr>
+            <w:b/>
+            <w:bCs/>
+            <w:sz w:val="28"/>
+            <w:szCs w:val="28"/>
+            <w:lang w:val="en-US"/>
+          </w:rPr>
+          <w:t xml:space="preserve"> column</w:t>
+        </w:r>
+      </w:ins>
+    </w:p>
+    <w:p>
+      <w:pPr>
+        <w:rPr>
+          <w:ins w:id="2242" w:author="Prakash Singh Kshatreeya" w:date="2026-05-10T11:13:00Z"/>
+          <w:b/>
+          <w:bCs/>
+          <w:sz w:val="28"/>
+          <w:szCs w:val="28"/>
+          <w:lang w:val="en-US"/>
+        </w:rPr>
+      </w:pPr>
+    </w:p>
+    <w:p>
+      <w:pPr>
+        <w:rPr>
+          <w:ins w:id="2243" w:author="Prakash Singh Kshatreeya" w:date="2026-05-10T11:56:00Z"/>
+          <w:b/>
+          <w:bCs/>
+          <w:sz w:val="28"/>
+          <w:szCs w:val="28"/>
+          <w:lang w:val="en-US"/>
+        </w:rPr>
+      </w:pPr>
+      <w:ins w:id="2244" w:author="Prakash Singh Kshatreeya" w:date="2026-05-10T11:13:00Z">
+        <w:r>
+          <w:rPr>
+            <w:b/>
+            <w:bCs/>
+            <w:sz w:val="28"/>
+            <w:szCs w:val="28"/>
+            <w:lang w:val="en-US"/>
+          </w:rPr>
+          <w:t>Check schema =</w:t>
+        </w:r>
+        <w:proofErr w:type="gramStart"/>
+        <w:r>
+          <w:rPr>
+            <w:b/>
+            <w:bCs/>
+            <w:sz w:val="28"/>
+            <w:szCs w:val="28"/>
+            <w:lang w:val="en-US"/>
+          </w:rPr>
+          <w:t>&gt; .schema</w:t>
+        </w:r>
+        <w:proofErr w:type="gramEnd"/>
+        <w:r>
+          <w:rPr>
+            <w:b/>
+            <w:bCs/>
+            <w:sz w:val="28"/>
+            <w:szCs w:val="28"/>
+            <w:lang w:val="en-US"/>
+          </w:rPr>
+          <w:t xml:space="preserve"> </w:t>
+        </w:r>
+      </w:ins>
+      <w:proofErr w:type="spellStart"/>
+      <w:ins w:id="2245" w:author="Prakash Singh Kshatreeya" w:date="2026-05-10T11:14:00Z">
+        <w:r>
+          <w:rPr>
+            <w:b/>
+            <w:bCs/>
+            <w:sz w:val="28"/>
+            <w:szCs w:val="28"/>
+            <w:lang w:val="en-US"/>
+          </w:rPr>
+          <w:t>schema_name</w:t>
+        </w:r>
+      </w:ins>
+      <w:proofErr w:type="spellEnd"/>
+    </w:p>
+    <w:p>
+      <w:pPr>
+        <w:rPr>
+          <w:ins w:id="2246" w:author="Prakash Singh Kshatreeya" w:date="2026-05-10T11:56:00Z"/>
+          <w:b/>
+          <w:bCs/>
+          <w:sz w:val="28"/>
+          <w:szCs w:val="28"/>
+          <w:lang w:val="en-US"/>
+        </w:rPr>
+      </w:pPr>
+    </w:p>
+    <w:p>
+      <w:pPr>
+        <w:rPr>
+          <w:ins w:id="2247" w:author="Prakash Singh Kshatreeya" w:date="2026-05-10T11:56:00Z"/>
+          <w:b/>
+          <w:bCs/>
+          <w:sz w:val="28"/>
+          <w:szCs w:val="28"/>
+          <w:lang w:val="en-US"/>
+        </w:rPr>
+      </w:pPr>
+    </w:p>
+    <w:p>
+      <w:pPr>
+        <w:rPr>
+          <w:ins w:id="2248" w:author="Prakash Singh Kshatreeya" w:date="2026-05-10T11:56:00Z"/>
+          <w:b/>
+          <w:bCs/>
+          <w:sz w:val="28"/>
+          <w:szCs w:val="28"/>
+          <w:lang w:val="en-US"/>
+        </w:rPr>
+      </w:pPr>
+    </w:p>
+    <w:p>
+      <w:pPr>
+        <w:rPr>
+          <w:ins w:id="2249" w:author="Prakash Singh Kshatreeya" w:date="2026-05-10T12:10:00Z"/>
+          <w:b/>
+          <w:bCs/>
+          <w:sz w:val="28"/>
+          <w:szCs w:val="28"/>
+          <w:lang w:val="en-US"/>
+        </w:rPr>
+      </w:pPr>
+      <w:proofErr w:type="spellStart"/>
+      <w:ins w:id="2250" w:author="Prakash Singh Kshatreeya" w:date="2026-05-10T11:56:00Z">
+        <w:r>
+          <w:rPr>
+            <w:b/>
+            <w:bCs/>
+            <w:sz w:val="28"/>
+            <w:szCs w:val="28"/>
+            <w:lang w:val="en-US"/>
+          </w:rPr>
+          <w:t>Mongoos</w:t>
+        </w:r>
+      </w:ins>
+      <w:proofErr w:type="spellEnd"/>
+    </w:p>
+    <w:p>
+      <w:pPr>
+        <w:rPr>
+          <w:ins w:id="2251" w:author="Prakash Singh Kshatreeya" w:date="2026-05-10T11:57:00Z"/>
+          <w:b/>
+          <w:bCs/>
+          <w:sz w:val="28"/>
+          <w:szCs w:val="28"/>
+          <w:lang w:val="en-US"/>
+        </w:rPr>
+      </w:pPr>
+      <w:ins w:id="2252" w:author="Prakash Singh Kshatreeya" w:date="2026-05-10T12:11:00Z">
+        <w:r>
+          <w:rPr>
+            <w:b/>
+            <w:bCs/>
+            <w:sz w:val="28"/>
+            <w:szCs w:val="28"/>
+            <w:lang w:val="en-US"/>
+          </w:rPr>
+          <w:t xml:space="preserve">Pip install </w:t>
+        </w:r>
+      </w:ins>
+      <w:proofErr w:type="spellStart"/>
+      <w:ins w:id="2253" w:author="Prakash Singh Kshatreeya" w:date="2026-05-10T12:10:00Z">
+        <w:r>
+          <w:rPr>
+            <w:b/>
+            <w:bCs/>
+            <w:sz w:val="28"/>
+            <w:szCs w:val="28"/>
+            <w:lang w:val="en-US"/>
+          </w:rPr>
+          <w:t>pymongo</w:t>
+        </w:r>
+      </w:ins>
+      <w:proofErr w:type="spellEnd"/>
+    </w:p>
+    <w:p>
+      <w:pPr>
         <w:pStyle w:val="ListParagraph"/>
         <w:numPr>
           <w:ilvl w:val="0"/>
-          <w:numId w:val="5"/>
+          <w:numId w:val="3"/>
         </w:numPr>
         <w:rPr>
-          <w:sz w:val="28"/>
-          <w:szCs w:val="28"/>
-          <w:lang w:val="en-US"/>
-          <w:rPrChange w:id="2214" w:author="Prakash Singh Kshatreeya" w:date="2026-05-03T12:28:00Z">
+          <w:ins w:id="2254" w:author="Prakash Singh Kshatreeya" w:date="2026-05-10T11:57:00Z"/>
+          <w:b/>
+          <w:bCs/>
+          <w:sz w:val="28"/>
+          <w:szCs w:val="28"/>
+          <w:lang w:val="en-US"/>
+        </w:rPr>
+      </w:pPr>
+      <w:ins w:id="2255" w:author="Prakash Singh Kshatreeya" w:date="2026-05-10T11:57:00Z">
+        <w:r>
+          <w:rPr>
+            <w:b/>
+            <w:bCs/>
+            <w:sz w:val="28"/>
+            <w:szCs w:val="28"/>
+            <w:lang w:val="en-US"/>
+          </w:rPr>
+          <w:t xml:space="preserve">Show </w:t>
+        </w:r>
+        <w:proofErr w:type="spellStart"/>
+        <w:r>
+          <w:rPr>
+            <w:b/>
+            <w:bCs/>
+            <w:sz w:val="28"/>
+            <w:szCs w:val="28"/>
+            <w:lang w:val="en-US"/>
+          </w:rPr>
+          <w:t>dbs</w:t>
+        </w:r>
+        <w:proofErr w:type="spellEnd"/>
+      </w:ins>
+    </w:p>
+    <w:p>
+      <w:pPr>
+        <w:pStyle w:val="ListParagraph"/>
+        <w:numPr>
+          <w:ilvl w:val="0"/>
+          <w:numId w:val="3"/>
+        </w:numPr>
+        <w:rPr>
+          <w:ins w:id="2256" w:author="Prakash Singh Kshatreeya" w:date="2026-05-10T11:57:00Z"/>
+          <w:b/>
+          <w:bCs/>
+          <w:sz w:val="28"/>
+          <w:szCs w:val="28"/>
+          <w:lang w:val="en-US"/>
+        </w:rPr>
+      </w:pPr>
+      <w:ins w:id="2257" w:author="Prakash Singh Kshatreeya" w:date="2026-05-10T11:57:00Z">
+        <w:r>
+          <w:rPr>
+            <w:b/>
+            <w:bCs/>
+            <w:sz w:val="28"/>
+            <w:szCs w:val="28"/>
+            <w:lang w:val="en-US"/>
+          </w:rPr>
+          <w:t>Db</w:t>
+        </w:r>
+      </w:ins>
+    </w:p>
+    <w:p>
+      <w:pPr>
+        <w:pStyle w:val="ListParagraph"/>
+        <w:numPr>
+          <w:ilvl w:val="0"/>
+          <w:numId w:val="3"/>
+        </w:numPr>
+        <w:rPr>
+          <w:ins w:id="2258" w:author="Prakash Singh Kshatreeya" w:date="2026-05-10T11:58:00Z"/>
+          <w:b/>
+          <w:bCs/>
+          <w:sz w:val="28"/>
+          <w:szCs w:val="28"/>
+          <w:lang w:val="en-US"/>
+        </w:rPr>
+      </w:pPr>
+      <w:ins w:id="2259" w:author="Prakash Singh Kshatreeya" w:date="2026-05-10T11:58:00Z">
+        <w:r>
+          <w:rPr>
+            <w:b/>
+            <w:bCs/>
+            <w:sz w:val="28"/>
+            <w:szCs w:val="28"/>
+            <w:lang w:val="en-US"/>
+          </w:rPr>
+          <w:t>Show collections</w:t>
+        </w:r>
+      </w:ins>
+    </w:p>
+    <w:p>
+      <w:pPr>
+        <w:pStyle w:val="ListParagraph"/>
+        <w:numPr>
+          <w:ilvl w:val="0"/>
+          <w:numId w:val="3"/>
+        </w:numPr>
+        <w:rPr>
+          <w:ins w:id="2260" w:author="Prakash Singh Kshatreeya" w:date="2026-05-10T11:58:00Z"/>
+          <w:b/>
+          <w:bCs/>
+          <w:sz w:val="28"/>
+          <w:szCs w:val="28"/>
+          <w:lang w:val="en-US"/>
+        </w:rPr>
+      </w:pPr>
+      <w:proofErr w:type="spellStart"/>
+      <w:proofErr w:type="gramStart"/>
+      <w:ins w:id="2261" w:author="Prakash Singh Kshatreeya" w:date="2026-05-10T11:59:00Z">
+        <w:r>
+          <w:rPr>
+            <w:b/>
+            <w:bCs/>
+            <w:sz w:val="28"/>
+            <w:szCs w:val="28"/>
+            <w:lang w:val="en-US"/>
+          </w:rPr>
+          <w:t>d</w:t>
+        </w:r>
+      </w:ins>
+      <w:ins w:id="2262" w:author="Prakash Singh Kshatreeya" w:date="2026-05-10T11:58:00Z">
+        <w:r>
+          <w:rPr>
+            <w:b/>
+            <w:bCs/>
+            <w:sz w:val="28"/>
+            <w:szCs w:val="28"/>
+            <w:lang w:val="en-US"/>
+          </w:rPr>
+          <w:t>b.createCollection</w:t>
+        </w:r>
+        <w:proofErr w:type="spellEnd"/>
+        <w:proofErr w:type="gramEnd"/>
+        <w:r>
+          <w:rPr>
+            <w:b/>
+            <w:bCs/>
+            <w:sz w:val="28"/>
+            <w:szCs w:val="28"/>
+            <w:lang w:val="en-US"/>
+          </w:rPr>
+          <w:t>(“users”)</w:t>
+        </w:r>
+      </w:ins>
+    </w:p>
+    <w:p>
+      <w:pPr>
+        <w:pStyle w:val="ListParagraph"/>
+        <w:numPr>
+          <w:ilvl w:val="0"/>
+          <w:numId w:val="3"/>
+        </w:numPr>
+        <w:rPr>
+          <w:b/>
+          <w:bCs/>
+          <w:sz w:val="28"/>
+          <w:szCs w:val="28"/>
+          <w:lang w:val="en-US"/>
+          <w:rPrChange w:id="2263" w:author="Prakash Singh Kshatreeya" w:date="2026-05-10T11:57:00Z">
             <w:rPr>
               <w:lang w:val="en-US"/>
             </w:rPr>
           </w:rPrChange>
         </w:rPr>
-        <w:pPrChange w:id="2215" w:author="Prakash Singh Kshatreeya" w:date="2026-05-03T12:28:00Z">
+        <w:pPrChange w:id="2264" w:author="Prakash Singh Kshatreeya" w:date="2026-05-10T11:57:00Z">
           <w:pPr>
             <w:pStyle w:val="ListParagraph"/>
             <w:numPr>
